--- a/Workshops/Workshop 5 - LM with categorical predictors/W5.docx
+++ b/Workshops/Workshop 5 - LM with categorical predictors/W5.docx
@@ -95,7 +95,7 @@
         <w:t xml:space="preserve"> </w:t>
       </w:r>
       <w:r>
-        <w:t xml:space="preserve">2024-08-19</w:t>
+        <w:t xml:space="preserve">2024-09-02</w:t>
       </w:r>
     </w:p>
     <w:sdt>
